--- a/output/doc/华中农业大学学士学位论文中期进展情况检查表_已填写.docx
+++ b/output/doc/华中农业大学学士学位论文中期进展情况检查表_已填写.docx
@@ -6,7 +6,7 @@
       <w:pPr>
         <w:widowControl/>
         <w:shd w:val="clear" w:color="auto" w:fill="FFFFFF"/>
-        <w:spacing w:before="0" w:beforeLines="50" w:line="400" w:lineRule="exact" w:after="0"/>
+        <w:spacing w:before="0" w:beforeLines="50" w:after="0" w:line="400" w:lineRule="exact"/>
         <w:jc w:val="center"/>
         <w:outlineLvl w:val="2"/>
         <w:rPr>
@@ -30,8 +30,8 @@
     </w:p>
     <w:p>
       <w:pPr>
-        <w:spacing w:line="320" w:lineRule="exact" w:before="0" w:after="0"/>
-        <w:jc w:val="center"/>
+        <w:spacing w:before="0" w:after="0" w:line="320" w:lineRule="exact"/>
+        <w:jc w:val="right"/>
         <w:rPr>
           <w:color w:val="000000"/>
           <w:sz w:val="18"/>
@@ -68,12 +68,12 @@
         </w:tblCellMar>
       </w:tblPr>
       <w:tblGrid>
-        <w:gridCol w:w="1283"/>
-        <w:gridCol w:w="1197"/>
-        <w:gridCol w:w="1106"/>
-        <w:gridCol w:w="1097"/>
-        <w:gridCol w:w="1106"/>
-        <w:gridCol w:w="2733"/>
+        <w:gridCol w:w="1195"/>
+        <w:gridCol w:w="1117"/>
+        <w:gridCol w:w="1027"/>
+        <w:gridCol w:w="1646"/>
+        <w:gridCol w:w="1027"/>
+        <w:gridCol w:w="2510"/>
       </w:tblGrid>
       <w:tr>
         <w:trPr>
@@ -515,7 +515,7 @@
                 <w:b w:val="0"/>
                 <w:sz w:val="21"/>
               </w:rPr>
-              <w:t>1. 已完成豆瓣电影数据采集、清洗及 MySQL/Neo4j 入库，初步构建电影、影人、类型等实体关系组成的电影知识图谱。</w:t>
+              <w:t>1. 已完成豆瓣电影数据采集、清洗及 MySQL/Neo4j 入库，构建了由电影、影人、类型等实体关系组成的电影知识图谱。</w:t>
             </w:r>
           </w:p>
           <w:p>
@@ -529,7 +529,7 @@
                 <w:b w:val="0"/>
                 <w:sz w:val="21"/>
               </w:rPr>
-              <w:t>2. 已完成基于 FastAPI 的后端系统开发，实现电影检索、图谱查询、用户认证、评分偏好、推荐解释等 57 个接口。</w:t>
+              <w:t>2. 已完成基于 FastAPI 的后端系统开发，实现电影检索、图谱查询、用户认证、评分偏好、推荐解释等 50+接口。</w:t>
             </w:r>
           </w:p>
           <w:p>
@@ -557,7 +557,7 @@
                 <w:b w:val="0"/>
                 <w:sz w:val="21"/>
               </w:rPr>
-              <w:t>4. 已实现 content、item_cf、kg_path、kg_embed、cfkg 共 5 种推荐算法，形成基线方法与知识图谱方法并行的实验框架。</w:t>
+              <w:t>4. 已实现基于内容的推荐（content）、基于物品的协同过滤（item_cf）、基于知识图谱路径的推荐（kg_path）、基于知识图谱嵌入的推荐（kg_embed）、CFKG 主链路推荐（cfkg）共 5 种推荐算法，形成基线方法与知识图谱方法并行的实验框架。</w:t>
             </w:r>
           </w:p>
           <w:p>
@@ -571,7 +571,21 @@
                 <w:b w:val="0"/>
                 <w:sz w:val="21"/>
               </w:rPr>
-              <w:t>5. 已建立 sampled leave-one-out 离线评测流程；当前公开豆瓣用户测试集中，item_cf 的 HR@10 为 0.8083，kg_embed 在知识图谱方法中表现较优，系统主体功能和实验框架已基本完成。</w:t>
+              <w:t>5. 已建立 sampled leave-one-out 离线评测流程；当前公开豆瓣用户测试集中，基于物品的协同过滤（item_cf）的 HR@10 为 0.8083，基于知识图谱嵌入的推荐（kg_embed）在知识图谱方法中表现较优。</w:t>
+            </w:r>
+          </w:p>
+          <w:p>
+            <w:pPr>
+              <w:spacing w:before="0" w:after="0" w:line="320" w:lineRule="exact"/>
+              <w:jc w:val="left"/>
+            </w:pPr>
+            <w:r>
+              <w:rPr>
+                <w:rFonts w:ascii="宋体" w:hAnsi="宋体" w:eastAsia="宋体"/>
+                <w:b w:val="0"/>
+                <w:sz w:val="21"/>
+              </w:rPr>
+              <w:t>6. 论文准备方面，已完成课题研究内容梳理、技术路线整理以及系统实验材料归档，正在形成论文提纲与章节安排。</w:t>
             </w:r>
           </w:p>
         </w:tc>
@@ -665,7 +679,21 @@
                 <w:b w:val="0"/>
                 <w:sz w:val="21"/>
               </w:rPr>
-              <w:t>3. 完成论文中系统设计、算法原理、实验结果分析、总结展望及答辩材料整理。</w:t>
+              <w:t>3. 在中期答辩前启动论文撰写工作，完成摘要、绪论、相关技术与系统设计等章节初稿。</w:t>
+            </w:r>
+          </w:p>
+          <w:p>
+            <w:pPr>
+              <w:spacing w:before="0" w:after="0" w:line="320" w:lineRule="exact"/>
+              <w:jc w:val="left"/>
+            </w:pPr>
+            <w:r>
+              <w:rPr>
+                <w:rFonts w:ascii="宋体" w:hAnsi="宋体" w:eastAsia="宋体"/>
+                <w:b w:val="0"/>
+                <w:sz w:val="21"/>
+              </w:rPr>
+              <w:t>4. 后续继续完成实验结果分析、总结展望及答辩材料整理。</w:t>
             </w:r>
           </w:p>
         </w:tc>
@@ -755,7 +783,7 @@
                 <w:b w:val="0"/>
                 <w:sz w:val="21"/>
               </w:rPr>
-              <w:t>3. 前端自动化测试和论文图表整理仍不充分，后续将补充测试用例并完善实验材料。</w:t>
+              <w:t>3. 论文正文尚处于准备阶段，后续将利用中期答辩前的时间尽快完成提纲细化、资料整理和前几章初稿撰写。</w:t>
             </w:r>
           </w:p>
         </w:tc>
@@ -831,13 +859,6 @@
               <w:spacing w:before="0" w:after="0" w:line="320" w:lineRule="exact"/>
               <w:jc w:val="left"/>
             </w:pPr>
-            <w:r>
-              <w:rPr>
-                <w:rFonts w:ascii="宋体" w:hAnsi="宋体" w:eastAsia="宋体"/>
-                <w:b w:val="0"/>
-                <w:sz w:val="21"/>
-              </w:rPr>
-            </w:r>
           </w:p>
         </w:tc>
       </w:tr>

--- a/output/doc/华中农业大学学士学位论文中期进展情况检查表_已填写.docx
+++ b/output/doc/华中农业大学学士学位论文中期进展情况检查表_已填写.docx
@@ -529,7 +529,7 @@
                 <w:b w:val="0"/>
                 <w:sz w:val="21"/>
               </w:rPr>
-              <w:t>2. 已完成基于 FastAPI 的后端系统开发，实现电影检索、图谱查询、用户认证、评分偏好、推荐解释等 50+接口。</w:t>
+              <w:t>2. 已完成基于 FastAPI 的后端系统开发，实现电影检索、图谱查询、用户认证、评分偏好、推荐解释等接口。</w:t>
             </w:r>
           </w:p>
           <w:p>
@@ -593,7 +593,7 @@
       <w:tr>
         <w:trPr>
           <w:cantSplit/>
-          <w:trHeight w:val="2353" w:hRule="atLeast"/>
+          <w:trHeight w:val="2193" w:hRule="atLeast"/>
           <w:jc w:val="center"/>
         </w:trPr>
         <w:tc>
@@ -679,7 +679,7 @@
                 <w:b w:val="0"/>
                 <w:sz w:val="21"/>
               </w:rPr>
-              <w:t>3. 在中期答辩前启动论文撰写工作，完成摘要、绪论、相关技术与系统设计等章节初稿。</w:t>
+              <w:t>3. 启动论文撰写工作，完成摘要、绪论、相关技术与系统设计等章节初稿。</w:t>
             </w:r>
           </w:p>
           <w:p>
@@ -783,7 +783,17 @@
                 <w:b w:val="0"/>
                 <w:sz w:val="21"/>
               </w:rPr>
-              <w:t>3. 论文正文尚处于准备阶段，后续将利用中期答辩前的时间尽快完成提纲细化、资料整理和前几章初稿撰写。</w:t>
+              <w:t>3. 论文正文尚处于准备阶段，后续将</w:t>
+            </w:r>
+            <w:bookmarkStart w:id="0" w:name="_GoBack"/>
+            <w:bookmarkEnd w:id="0"/>
+            <w:r>
+              <w:rPr>
+                <w:rFonts w:ascii="宋体" w:hAnsi="宋体" w:eastAsia="宋体"/>
+                <w:b w:val="0"/>
+                <w:sz w:val="21"/>
+              </w:rPr>
+              <w:t>尽快完成提纲细化、资料整理和前几章初稿撰写。</w:t>
             </w:r>
           </w:p>
         </w:tc>
